--- a/f1run/toolkit/F1 Merge Master v7 - B2B no reference.docx
+++ b/f1run/toolkit/F1 Merge Master v7 - B2B no reference.docx
@@ -52,7 +52,7 @@
         </w:r>
       </w:fldSimple>
       <w:r>
-        <w:t xml:space="preserve">, and </w:t>
+        <w:t xml:space="preserve">, and I wanted to share why this could make sense for </w:t>
       </w:r>
       <w:fldSimple w:instr=" MERGEFIELD Company \* MERGEFORMAT ">
         <w:r>
@@ -60,13 +60,8 @@
         </w:r>
       </w:fldSimple>
       <w:r>
-        <w:t xml:space="preserve"> was identified as a potential fit </w:t>
+        <w:t>.</w:t>
       </w:r>
-      <w:fldSimple w:instr=" MERGEFIELD Fit_reason \* MERGEFORMAT ">
-        <w:r>
-          <w:t>«Fit_reason»</w:t>
-        </w:r>
-      </w:fldSimple>
     </w:p>
     <w:p>
       <w:pPr>

--- a/f1run/toolkit/F1 Merge Master v7 - B2B no reference.docx
+++ b/f1run/toolkit/F1 Merge Master v7 - B2B no reference.docx
@@ -126,6 +126,28 @@
       <w:fldSimple w:instr=" MERGEFIELD Shared_values \* MERGEFORMAT ">
         <w:r>
           <w:t>«Shared_values»</w:t>
+        </w:r>
+      </w:fldSimple>
+    </w:p>
+    <w:p>
+      <w:pPr>
+        <w:spacing w:line="360" w:lineRule="auto" w:before="0" w:after="0"/>
+      </w:pPr>
+    </w:p>
+    <w:p>
+      <w:pPr>
+        <w:pStyle w:val="ListBullet"/>
+        <w:spacing w:line="360" w:lineRule="auto" w:before="0" w:after="0"/>
+      </w:pPr>
+      <w:r>
+        <w:rPr>
+          <w:b/>
+        </w:rPr>
+        <w:t xml:space="preserve">Enterprise Pipeline &amp; B2B Activations: </w:t>
+      </w:r>
+      <w:fldSimple w:instr=" MERGEFIELD Pipeline \* MERGEFORMAT ">
+        <w:r>
+          <w:t>«Pipeline»</w:t>
         </w:r>
       </w:fldSimple>
     </w:p>

--- a/f1run/toolkit/F1 Merge Master v7 - B2B no reference.docx
+++ b/f1run/toolkit/F1 Merge Master v7 - B2B no reference.docx
@@ -126,28 +126,6 @@
       <w:fldSimple w:instr=" MERGEFIELD Shared_values \* MERGEFORMAT ">
         <w:r>
           <w:t>«Shared_values»</w:t>
-        </w:r>
-      </w:fldSimple>
-    </w:p>
-    <w:p>
-      <w:pPr>
-        <w:spacing w:line="360" w:lineRule="auto" w:before="0" w:after="0"/>
-      </w:pPr>
-    </w:p>
-    <w:p>
-      <w:pPr>
-        <w:pStyle w:val="ListBullet"/>
-        <w:spacing w:line="360" w:lineRule="auto" w:before="0" w:after="0"/>
-      </w:pPr>
-      <w:r>
-        <w:rPr>
-          <w:b/>
-        </w:rPr>
-        <w:t xml:space="preserve">Enterprise Pipeline &amp; B2B Activations: </w:t>
-      </w:r>
-      <w:fldSimple w:instr=" MERGEFIELD Pipeline \* MERGEFORMAT ">
-        <w:r>
-          <w:t>«Pipeline»</w:t>
         </w:r>
       </w:fldSimple>
     </w:p>

--- a/f1run/toolkit/F1 Merge Master v7 - B2B no reference.docx
+++ b/f1run/toolkit/F1 Merge Master v7 - B2B no reference.docx
@@ -52,7 +52,7 @@
         </w:r>
       </w:fldSimple>
       <w:r>
-        <w:t xml:space="preserve">, and I wanted to share why this could make sense for </w:t>
+        <w:t xml:space="preserve">, and </w:t>
       </w:r>
       <w:fldSimple w:instr=" MERGEFIELD Company \* MERGEFORMAT ">
         <w:r>
@@ -60,7 +60,7 @@
         </w:r>
       </w:fldSimple>
       <w:r>
-        <w:t>.</w:t>
+        <w:t xml:space="preserve"> was identified for the following reasons:</w:t>
       </w:r>
     </w:p>
     <w:p>

--- a/f1run/toolkit/F1 Merge Master v7 - B2B no reference.docx
+++ b/f1run/toolkit/F1 Merge Master v7 - B2B no reference.docx
@@ -139,7 +139,7 @@
         <w:spacing w:line="360" w:lineRule="auto" w:before="0" w:after="0"/>
       </w:pPr>
       <w:r>
-        <w:t>Open to a short call to see if there is an alignment? If interested, we would love to host you at a race to show you how partners are generating ROI.</w:t>
+        <w:t>Would you be open to a quick call?</w:t>
       </w:r>
     </w:p>
     <w:p>

--- a/f1run/toolkit/F1 Merge Master v7 - B2B no reference.docx
+++ b/f1run/toolkit/F1 Merge Master v7 - B2B no reference.docx
@@ -549,7 +549,7 @@
     <w:rsid w:val="00FC693F"/>
     <w:rPr>
       <w:rFonts w:ascii="Calibri" w:hAnsi="Calibri"/>
-      <w:sz w:val="22"/>
+      <w:sz w:val="24"/>
     </w:rPr>
   </w:style>
   <w:style w:type="paragraph" w:styleId="Header">
